--- a/courses/phy214/practice-exams/e2/phy214-practice-exam-2-ch-18-19-v1.docx
+++ b/courses/phy214/practice-exams/e2/phy214-practice-exam-2-ch-18-19-v1.docx
@@ -15,7 +15,7 @@
         <w:pStyle w:val="BodyText"/>
       </w:pPr>
       <w:r>
-        <w:t> </w:t>
+        <w:t xml:space="preserve"> </w:t>
       </w:r>
     </w:p>
     <w:p>
@@ -31,7 +31,7 @@
         <w:pStyle w:val="BodyText"/>
       </w:pPr>
       <w:r>
-        <w:t> </w:t>
+        <w:t xml:space="preserve"> </w:t>
       </w:r>
     </w:p>
     <w:p>
@@ -47,7 +47,7 @@
         <w:pStyle w:val="BodyText"/>
       </w:pPr>
       <w:r>
-        <w:t> </w:t>
+        <w:t xml:space="preserve"> </w:t>
       </w:r>
     </w:p>
     <w:p>
@@ -63,7 +63,7 @@
         <w:pStyle w:val="BodyText"/>
       </w:pPr>
       <w:r>
-        <w:t> </w:t>
+        <w:t xml:space="preserve"> </w:t>
       </w:r>
     </w:p>
     <w:p>
@@ -139,7 +139,7 @@
         </w:numPr>
       </w:pPr>
       <w:r>
-        <w:t> </w:t>
+        <w:t xml:space="preserve"> </w:t>
       </w:r>
     </w:p>
     <w:p>
@@ -158,18 +158,18 @@
         </m:r>
       </m:oMath>
       <w:r>
-        <w:t>ANSWER: ____________________________  </w:t>
-      </w:r>
-    </w:p>
-    <w:p>
-      <w:pPr>
-        <w:numPr>
-          <w:ilvl w:val="0"/>
-          <w:numId w:val="1"/>
-        </w:numPr>
-      </w:pPr>
-      <w:r>
-        <w:t> </w:t>
+        <w:t xml:space="preserve">ANSWER: ____________________________  </w:t>
+      </w:r>
+    </w:p>
+    <w:p>
+      <w:pPr>
+        <w:numPr>
+          <w:ilvl w:val="0"/>
+          <w:numId w:val="1"/>
+        </w:numPr>
+      </w:pPr>
+      <w:r>
+        <w:t xml:space="preserve"> </w:t>
       </w:r>
     </w:p>
     <w:p>
@@ -283,7 +283,7 @@
         </w:numPr>
       </w:pPr>
       <w:r>
-        <w:t> </w:t>
+        <w:t xml:space="preserve"> </w:t>
       </w:r>
     </w:p>
     <w:p>
@@ -302,18 +302,18 @@
         </m:r>
       </m:oMath>
       <w:r>
-        <w:t>ANSWER: ____________________________  </w:t>
-      </w:r>
-    </w:p>
-    <w:p>
-      <w:pPr>
-        <w:numPr>
-          <w:ilvl w:val="0"/>
-          <w:numId w:val="1"/>
-        </w:numPr>
-      </w:pPr>
-      <w:r>
-        <w:t> </w:t>
+        <w:t xml:space="preserve">ANSWER: ____________________________  </w:t>
+      </w:r>
+    </w:p>
+    <w:p>
+      <w:pPr>
+        <w:numPr>
+          <w:ilvl w:val="0"/>
+          <w:numId w:val="1"/>
+        </w:numPr>
+      </w:pPr>
+      <w:r>
+        <w:t xml:space="preserve"> </w:t>
       </w:r>
     </w:p>
     <w:p>
@@ -439,7 +439,7 @@
         </w:numPr>
       </w:pPr>
       <w:r>
-        <w:t> </w:t>
+        <w:t xml:space="preserve"> </w:t>
       </w:r>
     </w:p>
     <w:p>
@@ -458,18 +458,18 @@
         </m:r>
       </m:oMath>
       <w:r>
-        <w:t>ANSWER: ____________________________  </w:t>
-      </w:r>
-    </w:p>
-    <w:p>
-      <w:pPr>
-        <w:numPr>
-          <w:ilvl w:val="0"/>
-          <w:numId w:val="1"/>
-        </w:numPr>
-      </w:pPr>
-      <w:r>
-        <w:t> </w:t>
+        <w:t xml:space="preserve">ANSWER: ____________________________  </w:t>
+      </w:r>
+    </w:p>
+    <w:p>
+      <w:pPr>
+        <w:numPr>
+          <w:ilvl w:val="0"/>
+          <w:numId w:val="1"/>
+        </w:numPr>
+      </w:pPr>
+      <w:r>
+        <w:t xml:space="preserve"> </w:t>
       </w:r>
     </w:p>
     <w:p>
@@ -750,7 +750,7 @@
         </w:numPr>
       </w:pPr>
       <w:r>
-        <w:t> </w:t>
+        <w:t xml:space="preserve"> </w:t>
       </w:r>
     </w:p>
     <w:p>
@@ -769,18 +769,18 @@
         </m:r>
       </m:oMath>
       <w:r>
-        <w:t>ANSWER: ____________________________  </w:t>
-      </w:r>
-    </w:p>
-    <w:p>
-      <w:pPr>
-        <w:numPr>
-          <w:ilvl w:val="0"/>
-          <w:numId w:val="1"/>
-        </w:numPr>
-      </w:pPr>
-      <w:r>
-        <w:t> </w:t>
+        <w:t xml:space="preserve">ANSWER: ____________________________  </w:t>
+      </w:r>
+    </w:p>
+    <w:p>
+      <w:pPr>
+        <w:numPr>
+          <w:ilvl w:val="0"/>
+          <w:numId w:val="1"/>
+        </w:numPr>
+      </w:pPr>
+      <w:r>
+        <w:t xml:space="preserve"> </w:t>
       </w:r>
     </w:p>
     <w:p>
@@ -956,7 +956,7 @@
         </w:numPr>
       </w:pPr>
       <w:r>
-        <w:t> </w:t>
+        <w:t xml:space="preserve"> </w:t>
       </w:r>
     </w:p>
     <w:p>
@@ -975,18 +975,18 @@
         </m:r>
       </m:oMath>
       <w:r>
-        <w:t>ANSWER: ____________________________  </w:t>
-      </w:r>
-    </w:p>
-    <w:p>
-      <w:pPr>
-        <w:numPr>
-          <w:ilvl w:val="0"/>
-          <w:numId w:val="1"/>
-        </w:numPr>
-      </w:pPr>
-      <w:r>
-        <w:t> </w:t>
+        <w:t xml:space="preserve">ANSWER: ____________________________  </w:t>
+      </w:r>
+    </w:p>
+    <w:p>
+      <w:pPr>
+        <w:numPr>
+          <w:ilvl w:val="0"/>
+          <w:numId w:val="1"/>
+        </w:numPr>
+      </w:pPr>
+      <w:r>
+        <w:t xml:space="preserve"> </w:t>
       </w:r>
     </w:p>
     <w:p>
@@ -1100,7 +1100,7 @@
         </w:numPr>
       </w:pPr>
       <w:r>
-        <w:t> </w:t>
+        <w:t xml:space="preserve"> </w:t>
       </w:r>
     </w:p>
     <w:p>
@@ -1119,18 +1119,18 @@
         </m:r>
       </m:oMath>
       <w:r>
-        <w:t>ANSWER: ____________________________  </w:t>
-      </w:r>
-    </w:p>
-    <w:p>
-      <w:pPr>
-        <w:numPr>
-          <w:ilvl w:val="0"/>
-          <w:numId w:val="1"/>
-        </w:numPr>
-      </w:pPr>
-      <w:r>
-        <w:t> </w:t>
+        <w:t xml:space="preserve">ANSWER: ____________________________  </w:t>
+      </w:r>
+    </w:p>
+    <w:p>
+      <w:pPr>
+        <w:numPr>
+          <w:ilvl w:val="0"/>
+          <w:numId w:val="1"/>
+        </w:numPr>
+      </w:pPr>
+      <w:r>
+        <w:t xml:space="preserve"> </w:t>
       </w:r>
     </w:p>
     <w:p>
@@ -1294,7 +1294,7 @@
         </w:numPr>
       </w:pPr>
       <w:r>
-        <w:t> </w:t>
+        <w:t xml:space="preserve"> </w:t>
       </w:r>
     </w:p>
     <w:p>
@@ -1313,18 +1313,18 @@
         </m:r>
       </m:oMath>
       <w:r>
-        <w:t>ANSWER: ____________________________  </w:t>
-      </w:r>
-    </w:p>
-    <w:p>
-      <w:pPr>
-        <w:numPr>
-          <w:ilvl w:val="0"/>
-          <w:numId w:val="1"/>
-        </w:numPr>
-      </w:pPr>
-      <w:r>
-        <w:t> </w:t>
+        <w:t xml:space="preserve">ANSWER: ____________________________  </w:t>
+      </w:r>
+    </w:p>
+    <w:p>
+      <w:pPr>
+        <w:numPr>
+          <w:ilvl w:val="0"/>
+          <w:numId w:val="1"/>
+        </w:numPr>
+      </w:pPr>
+      <w:r>
+        <w:t xml:space="preserve"> </w:t>
       </w:r>
     </w:p>
     <w:p>
@@ -1391,7 +1391,7 @@
         </w:numPr>
       </w:pPr>
       <w:r>
-        <w:t> </w:t>
+        <w:t xml:space="preserve"> </w:t>
       </w:r>
     </w:p>
     <w:p>
@@ -1410,27 +1410,25 @@
         </m:r>
       </m:oMath>
       <w:r>
-        <w:t>ANSWER: ____________________________  </w:t>
-      </w:r>
-    </w:p>
-    <w:p>
-      <w:pPr>
-        <w:numPr>
-          <w:ilvl w:val="0"/>
-          <w:numId w:val="1"/>
-        </w:numPr>
-      </w:pPr>
-      <w:r>
-        <w:t> </w:t>
+        <w:t xml:space="preserve">ANSWER: ____________________________  </w:t>
+      </w:r>
+    </w:p>
+    <w:p>
+      <w:pPr>
+        <w:numPr>
+          <w:ilvl w:val="0"/>
+          <w:numId w:val="1"/>
+        </w:numPr>
+      </w:pPr>
+      <w:r>
+        <w:t xml:space="preserve"> </w:t>
       </w:r>
     </w:p>
     <w:p>
       <w:pPr>
         <w:spacing w:after="200"/>
       </w:pPr>
-      <w:r>
-        <w:br w:type="page"/>
-      </w:r>
+      <w:r/>
     </w:p>
     <w:p>
       <w:pPr>
@@ -1440,7 +1438,6 @@
         </w:numPr>
       </w:pPr>
       <w:r>
-        <w:lastRenderedPageBreak/>
         <w:t xml:space="preserve">A circuit has two branches: one branch has capacitors 1 and 2 while the second branch has capacitors 3 and 4. Capacitors 1 and 2 are connected in series and capacitors 3 and 4 are connected in series. The two branches are connected in parallel. Draw this circuit and find the total capacitance given that </w:t>
       </w:r>
       <m:oMath>
@@ -1651,7 +1648,7 @@
         </w:numPr>
       </w:pPr>
       <w:r>
-        <w:t> </w:t>
+        <w:t xml:space="preserve"> </w:t>
       </w:r>
     </w:p>
     <w:p>
@@ -1670,18 +1667,18 @@
         </m:r>
       </m:oMath>
       <w:r>
-        <w:t>ANSWER: ____________________________  </w:t>
-      </w:r>
-    </w:p>
-    <w:p>
-      <w:pPr>
-        <w:numPr>
-          <w:ilvl w:val="0"/>
-          <w:numId w:val="1"/>
-        </w:numPr>
-      </w:pPr>
-      <w:r>
-        <w:t> </w:t>
+        <w:t xml:space="preserve">ANSWER: ____________________________  </w:t>
+      </w:r>
+    </w:p>
+    <w:p>
+      <w:pPr>
+        <w:numPr>
+          <w:ilvl w:val="0"/>
+          <w:numId w:val="1"/>
+        </w:numPr>
+      </w:pPr>
+      <w:r>
+        <w:t xml:space="preserve"> </w:t>
       </w:r>
     </w:p>
     <w:p>
@@ -1807,7 +1804,7 @@
         </w:numPr>
       </w:pPr>
       <w:r>
-        <w:t> </w:t>
+        <w:t xml:space="preserve"> </w:t>
       </w:r>
     </w:p>
     <w:p>
@@ -1826,18 +1823,18 @@
         </m:r>
       </m:oMath>
       <w:r>
-        <w:t>ANSWER: ____________________________  </w:t>
-      </w:r>
-    </w:p>
-    <w:p>
-      <w:pPr>
-        <w:numPr>
-          <w:ilvl w:val="0"/>
-          <w:numId w:val="1"/>
-        </w:numPr>
-      </w:pPr>
-      <w:r>
-        <w:t> </w:t>
+        <w:t xml:space="preserve">ANSWER: ____________________________  </w:t>
+      </w:r>
+    </w:p>
+    <w:p>
+      <w:pPr>
+        <w:numPr>
+          <w:ilvl w:val="0"/>
+          <w:numId w:val="1"/>
+        </w:numPr>
+      </w:pPr>
+      <w:r>
+        <w:t xml:space="preserve"> </w:t>
       </w:r>
     </w:p>
     <w:p>
@@ -1887,7 +1884,7 @@
         </w:numPr>
       </w:pPr>
       <w:r>
-        <w:t> </w:t>
+        <w:t xml:space="preserve"> </w:t>
       </w:r>
     </w:p>
     <w:p>
@@ -1906,18 +1903,18 @@
         </m:r>
       </m:oMath>
       <w:r>
-        <w:t>ANSWER: ____________________________  </w:t>
-      </w:r>
-    </w:p>
-    <w:p>
-      <w:pPr>
-        <w:numPr>
-          <w:ilvl w:val="0"/>
-          <w:numId w:val="1"/>
-        </w:numPr>
-      </w:pPr>
-      <w:r>
-        <w:t> </w:t>
+        <w:t xml:space="preserve">ANSWER: ____________________________  </w:t>
+      </w:r>
+    </w:p>
+    <w:p>
+      <w:pPr>
+        <w:numPr>
+          <w:ilvl w:val="0"/>
+          <w:numId w:val="1"/>
+        </w:numPr>
+      </w:pPr>
+      <w:r>
+        <w:t xml:space="preserve"> </w:t>
       </w:r>
     </w:p>
     <w:p>
@@ -2190,7 +2187,7 @@
         </w:numPr>
       </w:pPr>
       <w:r>
-        <w:t> </w:t>
+        <w:t xml:space="preserve"> </w:t>
       </w:r>
     </w:p>
     <w:p>
@@ -2209,18 +2206,18 @@
         </m:r>
       </m:oMath>
       <w:r>
-        <w:t>ANSWER: ____________________________  </w:t>
-      </w:r>
-    </w:p>
-    <w:p>
-      <w:pPr>
-        <w:numPr>
-          <w:ilvl w:val="0"/>
-          <w:numId w:val="1"/>
-        </w:numPr>
-      </w:pPr>
-      <w:r>
-        <w:t> </w:t>
+        <w:t xml:space="preserve">ANSWER: ____________________________  </w:t>
+      </w:r>
+    </w:p>
+    <w:p>
+      <w:pPr>
+        <w:numPr>
+          <w:ilvl w:val="0"/>
+          <w:numId w:val="1"/>
+        </w:numPr>
+      </w:pPr>
+      <w:r>
+        <w:t xml:space="preserve"> </w:t>
       </w:r>
     </w:p>
     <w:p>
@@ -2322,7 +2319,7 @@
         </w:numPr>
       </w:pPr>
       <w:r>
-        <w:t> </w:t>
+        <w:t xml:space="preserve"> </w:t>
       </w:r>
     </w:p>
     <w:p>
@@ -2341,18 +2338,18 @@
         </m:r>
       </m:oMath>
       <w:r>
-        <w:t>ANSWER: ____________________________  </w:t>
-      </w:r>
-    </w:p>
-    <w:p>
-      <w:pPr>
-        <w:numPr>
-          <w:ilvl w:val="0"/>
-          <w:numId w:val="1"/>
-        </w:numPr>
-      </w:pPr>
-      <w:r>
-        <w:t> </w:t>
+        <w:t xml:space="preserve">ANSWER: ____________________________  </w:t>
+      </w:r>
+    </w:p>
+    <w:p>
+      <w:pPr>
+        <w:numPr>
+          <w:ilvl w:val="0"/>
+          <w:numId w:val="1"/>
+        </w:numPr>
+      </w:pPr>
+      <w:r>
+        <w:t xml:space="preserve"> </w:t>
       </w:r>
     </w:p>
     <w:p>
@@ -2544,7 +2541,7 @@
         </w:numPr>
       </w:pPr>
       <w:r>
-        <w:t> </w:t>
+        <w:t xml:space="preserve"> </w:t>
       </w:r>
     </w:p>
     <w:p>
@@ -2563,18 +2560,18 @@
         </m:r>
       </m:oMath>
       <w:r>
-        <w:t>ANSWER: ____________________________  </w:t>
-      </w:r>
-    </w:p>
-    <w:p>
-      <w:pPr>
-        <w:numPr>
-          <w:ilvl w:val="0"/>
-          <w:numId w:val="1"/>
-        </w:numPr>
-      </w:pPr>
-      <w:r>
-        <w:t> </w:t>
+        <w:t xml:space="preserve">ANSWER: ____________________________  </w:t>
+      </w:r>
+    </w:p>
+    <w:p>
+      <w:pPr>
+        <w:numPr>
+          <w:ilvl w:val="0"/>
+          <w:numId w:val="1"/>
+        </w:numPr>
+      </w:pPr>
+      <w:r>
+        <w:t xml:space="preserve"> </w:t>
       </w:r>
     </w:p>
     <w:p>
@@ -2641,7 +2638,7 @@
         </w:numPr>
       </w:pPr>
       <w:r>
-        <w:t> </w:t>
+        <w:t xml:space="preserve"> </w:t>
       </w:r>
     </w:p>
     <w:p>
@@ -2660,18 +2657,18 @@
         </m:r>
       </m:oMath>
       <w:r>
-        <w:t>ANSWER: ____________________________  </w:t>
-      </w:r>
-    </w:p>
-    <w:p>
-      <w:pPr>
-        <w:numPr>
-          <w:ilvl w:val="0"/>
-          <w:numId w:val="1"/>
-        </w:numPr>
-      </w:pPr>
-      <w:r>
-        <w:t> </w:t>
+        <w:t xml:space="preserve">ANSWER: ____________________________  </w:t>
+      </w:r>
+    </w:p>
+    <w:p>
+      <w:pPr>
+        <w:numPr>
+          <w:ilvl w:val="0"/>
+          <w:numId w:val="1"/>
+        </w:numPr>
+      </w:pPr>
+      <w:r>
+        <w:t xml:space="preserve"> </w:t>
       </w:r>
     </w:p>
     <w:p>
@@ -2783,7 +2780,7 @@
         </w:numPr>
       </w:pPr>
       <w:r>
-        <w:t> </w:t>
+        <w:t xml:space="preserve"> </w:t>
       </w:r>
     </w:p>
     <w:p>
@@ -2802,18 +2799,18 @@
         </m:r>
       </m:oMath>
       <w:r>
-        <w:t>ANSWER: ____________________________  </w:t>
-      </w:r>
-    </w:p>
-    <w:p>
-      <w:pPr>
-        <w:numPr>
-          <w:ilvl w:val="0"/>
-          <w:numId w:val="1"/>
-        </w:numPr>
-      </w:pPr>
-      <w:r>
-        <w:t> </w:t>
+        <w:t xml:space="preserve">ANSWER: ____________________________  </w:t>
+      </w:r>
+    </w:p>
+    <w:p>
+      <w:pPr>
+        <w:numPr>
+          <w:ilvl w:val="0"/>
+          <w:numId w:val="1"/>
+        </w:numPr>
+      </w:pPr>
+      <w:r>
+        <w:t xml:space="preserve"> </w:t>
       </w:r>
     </w:p>
     <w:p>
@@ -2960,7 +2957,7 @@
         </w:numPr>
       </w:pPr>
       <w:r>
-        <w:t> </w:t>
+        <w:t xml:space="preserve"> </w:t>
       </w:r>
     </w:p>
     <w:p>
@@ -2979,18 +2976,18 @@
         </m:r>
       </m:oMath>
       <w:r>
-        <w:t>ANSWER: ____________________________  </w:t>
-      </w:r>
-    </w:p>
-    <w:p>
-      <w:pPr>
-        <w:numPr>
-          <w:ilvl w:val="0"/>
-          <w:numId w:val="1"/>
-        </w:numPr>
-      </w:pPr>
-      <w:r>
-        <w:t> </w:t>
+        <w:t xml:space="preserve">ANSWER: ____________________________  </w:t>
+      </w:r>
+    </w:p>
+    <w:p>
+      <w:pPr>
+        <w:numPr>
+          <w:ilvl w:val="0"/>
+          <w:numId w:val="1"/>
+        </w:numPr>
+      </w:pPr>
+      <w:r>
+        <w:t xml:space="preserve"> </w:t>
       </w:r>
     </w:p>
     <w:p>
@@ -3087,7 +3084,7 @@
         </w:numPr>
       </w:pPr>
       <w:r>
-        <w:t> </w:t>
+        <w:t xml:space="preserve"> </w:t>
       </w:r>
     </w:p>
     <w:p>
@@ -3106,34 +3103,31 @@
         </m:r>
       </m:oMath>
       <w:r>
-        <w:t>ANSWER: ____________________________  </w:t>
-      </w:r>
-    </w:p>
-    <w:p>
-      <w:pPr>
-        <w:numPr>
-          <w:ilvl w:val="0"/>
-          <w:numId w:val="1"/>
-        </w:numPr>
-      </w:pPr>
-      <w:r>
-        <w:t> </w:t>
+        <w:t xml:space="preserve">ANSWER: ____________________________  </w:t>
+      </w:r>
+    </w:p>
+    <w:p>
+      <w:pPr>
+        <w:numPr>
+          <w:ilvl w:val="0"/>
+          <w:numId w:val="1"/>
+        </w:numPr>
+      </w:pPr>
+      <w:r>
+        <w:t xml:space="preserve"> </w:t>
       </w:r>
     </w:p>
     <w:p>
       <w:pPr>
         <w:spacing w:after="200"/>
       </w:pPr>
-      <w:r>
-        <w:br w:type="page"/>
-      </w:r>
+      <w:r/>
     </w:p>
     <w:p>
       <w:pPr>
         <w:pStyle w:val="FirstParagraph"/>
       </w:pPr>
       <w:r>
-        <w:lastRenderedPageBreak/>
         <w:t>cp1e: College Physics (1st Edition) by OpenStax</w:t>
       </w:r>
     </w:p>

--- a/courses/phy214/practice-exams/e2/phy214-practice-exam-2-ch-18-19-v1.docx
+++ b/courses/phy214/practice-exams/e2/phy214-practice-exam-2-ch-18-19-v1.docx
@@ -15,7 +15,7 @@
         <w:pStyle w:val="BodyText"/>
       </w:pPr>
       <w:r>
-        <w:t xml:space="preserve"> </w:t>
+        <w:t> </w:t>
       </w:r>
     </w:p>
     <w:p>
@@ -31,7 +31,7 @@
         <w:pStyle w:val="BodyText"/>
       </w:pPr>
       <w:r>
-        <w:t xml:space="preserve"> </w:t>
+        <w:t> </w:t>
       </w:r>
     </w:p>
     <w:p>
@@ -47,7 +47,7 @@
         <w:pStyle w:val="BodyText"/>
       </w:pPr>
       <w:r>
-        <w:t xml:space="preserve"> </w:t>
+        <w:t> </w:t>
       </w:r>
     </w:p>
     <w:p>
@@ -63,7 +63,7 @@
         <w:pStyle w:val="BodyText"/>
       </w:pPr>
       <w:r>
-        <w:t xml:space="preserve"> </w:t>
+        <w:t> </w:t>
       </w:r>
     </w:p>
     <w:p>
@@ -139,7 +139,7 @@
         </w:numPr>
       </w:pPr>
       <w:r>
-        <w:t xml:space="preserve"> </w:t>
+        <w:t> </w:t>
       </w:r>
     </w:p>
     <w:p>
@@ -158,18 +158,18 @@
         </m:r>
       </m:oMath>
       <w:r>
-        <w:t xml:space="preserve">ANSWER: ____________________________  </w:t>
-      </w:r>
-    </w:p>
-    <w:p>
-      <w:pPr>
-        <w:numPr>
-          <w:ilvl w:val="0"/>
-          <w:numId w:val="1"/>
-        </w:numPr>
-      </w:pPr>
-      <w:r>
-        <w:t xml:space="preserve"> </w:t>
+        <w:t>ANSWER: ____________________________  </w:t>
+      </w:r>
+    </w:p>
+    <w:p>
+      <w:pPr>
+        <w:numPr>
+          <w:ilvl w:val="0"/>
+          <w:numId w:val="1"/>
+        </w:numPr>
+      </w:pPr>
+      <w:r>
+        <w:t> </w:t>
       </w:r>
     </w:p>
     <w:p>
@@ -283,7 +283,7 @@
         </w:numPr>
       </w:pPr>
       <w:r>
-        <w:t xml:space="preserve"> </w:t>
+        <w:t> </w:t>
       </w:r>
     </w:p>
     <w:p>
@@ -302,18 +302,18 @@
         </m:r>
       </m:oMath>
       <w:r>
-        <w:t xml:space="preserve">ANSWER: ____________________________  </w:t>
-      </w:r>
-    </w:p>
-    <w:p>
-      <w:pPr>
-        <w:numPr>
-          <w:ilvl w:val="0"/>
-          <w:numId w:val="1"/>
-        </w:numPr>
-      </w:pPr>
-      <w:r>
-        <w:t xml:space="preserve"> </w:t>
+        <w:t>ANSWER: ____________________________  </w:t>
+      </w:r>
+    </w:p>
+    <w:p>
+      <w:pPr>
+        <w:numPr>
+          <w:ilvl w:val="0"/>
+          <w:numId w:val="1"/>
+        </w:numPr>
+      </w:pPr>
+      <w:r>
+        <w:t> </w:t>
       </w:r>
     </w:p>
     <w:p>
@@ -439,7 +439,7 @@
         </w:numPr>
       </w:pPr>
       <w:r>
-        <w:t xml:space="preserve"> </w:t>
+        <w:t> </w:t>
       </w:r>
     </w:p>
     <w:p>
@@ -458,18 +458,18 @@
         </m:r>
       </m:oMath>
       <w:r>
-        <w:t xml:space="preserve">ANSWER: ____________________________  </w:t>
-      </w:r>
-    </w:p>
-    <w:p>
-      <w:pPr>
-        <w:numPr>
-          <w:ilvl w:val="0"/>
-          <w:numId w:val="1"/>
-        </w:numPr>
-      </w:pPr>
-      <w:r>
-        <w:t xml:space="preserve"> </w:t>
+        <w:t>ANSWER: ____________________________  </w:t>
+      </w:r>
+    </w:p>
+    <w:p>
+      <w:pPr>
+        <w:numPr>
+          <w:ilvl w:val="0"/>
+          <w:numId w:val="1"/>
+        </w:numPr>
+      </w:pPr>
+      <w:r>
+        <w:t> </w:t>
       </w:r>
     </w:p>
     <w:p>
@@ -750,7 +750,7 @@
         </w:numPr>
       </w:pPr>
       <w:r>
-        <w:t xml:space="preserve"> </w:t>
+        <w:t> </w:t>
       </w:r>
     </w:p>
     <w:p>
@@ -769,18 +769,18 @@
         </m:r>
       </m:oMath>
       <w:r>
-        <w:t xml:space="preserve">ANSWER: ____________________________  </w:t>
-      </w:r>
-    </w:p>
-    <w:p>
-      <w:pPr>
-        <w:numPr>
-          <w:ilvl w:val="0"/>
-          <w:numId w:val="1"/>
-        </w:numPr>
-      </w:pPr>
-      <w:r>
-        <w:t xml:space="preserve"> </w:t>
+        <w:t>ANSWER: ____________________________  </w:t>
+      </w:r>
+    </w:p>
+    <w:p>
+      <w:pPr>
+        <w:numPr>
+          <w:ilvl w:val="0"/>
+          <w:numId w:val="1"/>
+        </w:numPr>
+      </w:pPr>
+      <w:r>
+        <w:t> </w:t>
       </w:r>
     </w:p>
     <w:p>
@@ -956,7 +956,7 @@
         </w:numPr>
       </w:pPr>
       <w:r>
-        <w:t xml:space="preserve"> </w:t>
+        <w:t> </w:t>
       </w:r>
     </w:p>
     <w:p>
@@ -975,18 +975,18 @@
         </m:r>
       </m:oMath>
       <w:r>
-        <w:t xml:space="preserve">ANSWER: ____________________________  </w:t>
-      </w:r>
-    </w:p>
-    <w:p>
-      <w:pPr>
-        <w:numPr>
-          <w:ilvl w:val="0"/>
-          <w:numId w:val="1"/>
-        </w:numPr>
-      </w:pPr>
-      <w:r>
-        <w:t xml:space="preserve"> </w:t>
+        <w:t>ANSWER: ____________________________  </w:t>
+      </w:r>
+    </w:p>
+    <w:p>
+      <w:pPr>
+        <w:numPr>
+          <w:ilvl w:val="0"/>
+          <w:numId w:val="1"/>
+        </w:numPr>
+      </w:pPr>
+      <w:r>
+        <w:t> </w:t>
       </w:r>
     </w:p>
     <w:p>
@@ -1100,7 +1100,7 @@
         </w:numPr>
       </w:pPr>
       <w:r>
-        <w:t xml:space="preserve"> </w:t>
+        <w:t> </w:t>
       </w:r>
     </w:p>
     <w:p>
@@ -1119,18 +1119,18 @@
         </m:r>
       </m:oMath>
       <w:r>
-        <w:t xml:space="preserve">ANSWER: ____________________________  </w:t>
-      </w:r>
-    </w:p>
-    <w:p>
-      <w:pPr>
-        <w:numPr>
-          <w:ilvl w:val="0"/>
-          <w:numId w:val="1"/>
-        </w:numPr>
-      </w:pPr>
-      <w:r>
-        <w:t xml:space="preserve"> </w:t>
+        <w:t>ANSWER: ____________________________  </w:t>
+      </w:r>
+    </w:p>
+    <w:p>
+      <w:pPr>
+        <w:numPr>
+          <w:ilvl w:val="0"/>
+          <w:numId w:val="1"/>
+        </w:numPr>
+      </w:pPr>
+      <w:r>
+        <w:t> </w:t>
       </w:r>
     </w:p>
     <w:p>
@@ -1294,7 +1294,7 @@
         </w:numPr>
       </w:pPr>
       <w:r>
-        <w:t xml:space="preserve"> </w:t>
+        <w:t> </w:t>
       </w:r>
     </w:p>
     <w:p>
@@ -1313,18 +1313,18 @@
         </m:r>
       </m:oMath>
       <w:r>
-        <w:t xml:space="preserve">ANSWER: ____________________________  </w:t>
-      </w:r>
-    </w:p>
-    <w:p>
-      <w:pPr>
-        <w:numPr>
-          <w:ilvl w:val="0"/>
-          <w:numId w:val="1"/>
-        </w:numPr>
-      </w:pPr>
-      <w:r>
-        <w:t xml:space="preserve"> </w:t>
+        <w:t>ANSWER: ____________________________  </w:t>
+      </w:r>
+    </w:p>
+    <w:p>
+      <w:pPr>
+        <w:numPr>
+          <w:ilvl w:val="0"/>
+          <w:numId w:val="1"/>
+        </w:numPr>
+      </w:pPr>
+      <w:r>
+        <w:t> </w:t>
       </w:r>
     </w:p>
     <w:p>
@@ -1391,7 +1391,7 @@
         </w:numPr>
       </w:pPr>
       <w:r>
-        <w:t xml:space="preserve"> </w:t>
+        <w:t> </w:t>
       </w:r>
     </w:p>
     <w:p>
@@ -1410,25 +1410,27 @@
         </m:r>
       </m:oMath>
       <w:r>
-        <w:t xml:space="preserve">ANSWER: ____________________________  </w:t>
-      </w:r>
-    </w:p>
-    <w:p>
-      <w:pPr>
-        <w:numPr>
-          <w:ilvl w:val="0"/>
-          <w:numId w:val="1"/>
-        </w:numPr>
-      </w:pPr>
-      <w:r>
-        <w:t xml:space="preserve"> </w:t>
+        <w:t>ANSWER: ____________________________  </w:t>
+      </w:r>
+    </w:p>
+    <w:p>
+      <w:pPr>
+        <w:numPr>
+          <w:ilvl w:val="0"/>
+          <w:numId w:val="1"/>
+        </w:numPr>
+      </w:pPr>
+      <w:r>
+        <w:t> </w:t>
       </w:r>
     </w:p>
     <w:p>
       <w:pPr>
         <w:spacing w:after="200"/>
       </w:pPr>
-      <w:r/>
+      <w:r>
+        <w:br w:type="page"/>
+      </w:r>
     </w:p>
     <w:p>
       <w:pPr>
@@ -1438,6 +1440,7 @@
         </w:numPr>
       </w:pPr>
       <w:r>
+        <w:lastRenderedPageBreak/>
         <w:t xml:space="preserve">A circuit has two branches: one branch has capacitors 1 and 2 while the second branch has capacitors 3 and 4. Capacitors 1 and 2 are connected in series and capacitors 3 and 4 are connected in series. The two branches are connected in parallel. Draw this circuit and find the total capacitance given that </w:t>
       </w:r>
       <m:oMath>
@@ -1648,7 +1651,7 @@
         </w:numPr>
       </w:pPr>
       <w:r>
-        <w:t xml:space="preserve"> </w:t>
+        <w:t> </w:t>
       </w:r>
     </w:p>
     <w:p>
@@ -1667,18 +1670,18 @@
         </m:r>
       </m:oMath>
       <w:r>
-        <w:t xml:space="preserve">ANSWER: ____________________________  </w:t>
-      </w:r>
-    </w:p>
-    <w:p>
-      <w:pPr>
-        <w:numPr>
-          <w:ilvl w:val="0"/>
-          <w:numId w:val="1"/>
-        </w:numPr>
-      </w:pPr>
-      <w:r>
-        <w:t xml:space="preserve"> </w:t>
+        <w:t>ANSWER: ____________________________  </w:t>
+      </w:r>
+    </w:p>
+    <w:p>
+      <w:pPr>
+        <w:numPr>
+          <w:ilvl w:val="0"/>
+          <w:numId w:val="1"/>
+        </w:numPr>
+      </w:pPr>
+      <w:r>
+        <w:t> </w:t>
       </w:r>
     </w:p>
     <w:p>
@@ -1804,7 +1807,7 @@
         </w:numPr>
       </w:pPr>
       <w:r>
-        <w:t xml:space="preserve"> </w:t>
+        <w:t> </w:t>
       </w:r>
     </w:p>
     <w:p>
@@ -1823,18 +1826,18 @@
         </m:r>
       </m:oMath>
       <w:r>
-        <w:t xml:space="preserve">ANSWER: ____________________________  </w:t>
-      </w:r>
-    </w:p>
-    <w:p>
-      <w:pPr>
-        <w:numPr>
-          <w:ilvl w:val="0"/>
-          <w:numId w:val="1"/>
-        </w:numPr>
-      </w:pPr>
-      <w:r>
-        <w:t xml:space="preserve"> </w:t>
+        <w:t>ANSWER: ____________________________  </w:t>
+      </w:r>
+    </w:p>
+    <w:p>
+      <w:pPr>
+        <w:numPr>
+          <w:ilvl w:val="0"/>
+          <w:numId w:val="1"/>
+        </w:numPr>
+      </w:pPr>
+      <w:r>
+        <w:t> </w:t>
       </w:r>
     </w:p>
     <w:p>
@@ -1884,7 +1887,7 @@
         </w:numPr>
       </w:pPr>
       <w:r>
-        <w:t xml:space="preserve"> </w:t>
+        <w:t> </w:t>
       </w:r>
     </w:p>
     <w:p>
@@ -1903,18 +1906,18 @@
         </m:r>
       </m:oMath>
       <w:r>
-        <w:t xml:space="preserve">ANSWER: ____________________________  </w:t>
-      </w:r>
-    </w:p>
-    <w:p>
-      <w:pPr>
-        <w:numPr>
-          <w:ilvl w:val="0"/>
-          <w:numId w:val="1"/>
-        </w:numPr>
-      </w:pPr>
-      <w:r>
-        <w:t xml:space="preserve"> </w:t>
+        <w:t>ANSWER: ____________________________  </w:t>
+      </w:r>
+    </w:p>
+    <w:p>
+      <w:pPr>
+        <w:numPr>
+          <w:ilvl w:val="0"/>
+          <w:numId w:val="1"/>
+        </w:numPr>
+      </w:pPr>
+      <w:r>
+        <w:t> </w:t>
       </w:r>
     </w:p>
     <w:p>
@@ -2187,7 +2190,7 @@
         </w:numPr>
       </w:pPr>
       <w:r>
-        <w:t xml:space="preserve"> </w:t>
+        <w:t> </w:t>
       </w:r>
     </w:p>
     <w:p>
@@ -2206,18 +2209,18 @@
         </m:r>
       </m:oMath>
       <w:r>
-        <w:t xml:space="preserve">ANSWER: ____________________________  </w:t>
-      </w:r>
-    </w:p>
-    <w:p>
-      <w:pPr>
-        <w:numPr>
-          <w:ilvl w:val="0"/>
-          <w:numId w:val="1"/>
-        </w:numPr>
-      </w:pPr>
-      <w:r>
-        <w:t xml:space="preserve"> </w:t>
+        <w:t>ANSWER: ____________________________  </w:t>
+      </w:r>
+    </w:p>
+    <w:p>
+      <w:pPr>
+        <w:numPr>
+          <w:ilvl w:val="0"/>
+          <w:numId w:val="1"/>
+        </w:numPr>
+      </w:pPr>
+      <w:r>
+        <w:t> </w:t>
       </w:r>
     </w:p>
     <w:p>
@@ -2319,7 +2322,7 @@
         </w:numPr>
       </w:pPr>
       <w:r>
-        <w:t xml:space="preserve"> </w:t>
+        <w:t> </w:t>
       </w:r>
     </w:p>
     <w:p>
@@ -2338,18 +2341,18 @@
         </m:r>
       </m:oMath>
       <w:r>
-        <w:t xml:space="preserve">ANSWER: ____________________________  </w:t>
-      </w:r>
-    </w:p>
-    <w:p>
-      <w:pPr>
-        <w:numPr>
-          <w:ilvl w:val="0"/>
-          <w:numId w:val="1"/>
-        </w:numPr>
-      </w:pPr>
-      <w:r>
-        <w:t xml:space="preserve"> </w:t>
+        <w:t>ANSWER: ____________________________  </w:t>
+      </w:r>
+    </w:p>
+    <w:p>
+      <w:pPr>
+        <w:numPr>
+          <w:ilvl w:val="0"/>
+          <w:numId w:val="1"/>
+        </w:numPr>
+      </w:pPr>
+      <w:r>
+        <w:t> </w:t>
       </w:r>
     </w:p>
     <w:p>
@@ -2541,7 +2544,7 @@
         </w:numPr>
       </w:pPr>
       <w:r>
-        <w:t xml:space="preserve"> </w:t>
+        <w:t> </w:t>
       </w:r>
     </w:p>
     <w:p>
@@ -2560,18 +2563,18 @@
         </m:r>
       </m:oMath>
       <w:r>
-        <w:t xml:space="preserve">ANSWER: ____________________________  </w:t>
-      </w:r>
-    </w:p>
-    <w:p>
-      <w:pPr>
-        <w:numPr>
-          <w:ilvl w:val="0"/>
-          <w:numId w:val="1"/>
-        </w:numPr>
-      </w:pPr>
-      <w:r>
-        <w:t xml:space="preserve"> </w:t>
+        <w:t>ANSWER: ____________________________  </w:t>
+      </w:r>
+    </w:p>
+    <w:p>
+      <w:pPr>
+        <w:numPr>
+          <w:ilvl w:val="0"/>
+          <w:numId w:val="1"/>
+        </w:numPr>
+      </w:pPr>
+      <w:r>
+        <w:t> </w:t>
       </w:r>
     </w:p>
     <w:p>
@@ -2638,7 +2641,7 @@
         </w:numPr>
       </w:pPr>
       <w:r>
-        <w:t xml:space="preserve"> </w:t>
+        <w:t> </w:t>
       </w:r>
     </w:p>
     <w:p>
@@ -2657,18 +2660,18 @@
         </m:r>
       </m:oMath>
       <w:r>
-        <w:t xml:space="preserve">ANSWER: ____________________________  </w:t>
-      </w:r>
-    </w:p>
-    <w:p>
-      <w:pPr>
-        <w:numPr>
-          <w:ilvl w:val="0"/>
-          <w:numId w:val="1"/>
-        </w:numPr>
-      </w:pPr>
-      <w:r>
-        <w:t xml:space="preserve"> </w:t>
+        <w:t>ANSWER: ____________________________  </w:t>
+      </w:r>
+    </w:p>
+    <w:p>
+      <w:pPr>
+        <w:numPr>
+          <w:ilvl w:val="0"/>
+          <w:numId w:val="1"/>
+        </w:numPr>
+      </w:pPr>
+      <w:r>
+        <w:t> </w:t>
       </w:r>
     </w:p>
     <w:p>
@@ -2780,7 +2783,7 @@
         </w:numPr>
       </w:pPr>
       <w:r>
-        <w:t xml:space="preserve"> </w:t>
+        <w:t> </w:t>
       </w:r>
     </w:p>
     <w:p>
@@ -2799,18 +2802,18 @@
         </m:r>
       </m:oMath>
       <w:r>
-        <w:t xml:space="preserve">ANSWER: ____________________________  </w:t>
-      </w:r>
-    </w:p>
-    <w:p>
-      <w:pPr>
-        <w:numPr>
-          <w:ilvl w:val="0"/>
-          <w:numId w:val="1"/>
-        </w:numPr>
-      </w:pPr>
-      <w:r>
-        <w:t xml:space="preserve"> </w:t>
+        <w:t>ANSWER: ____________________________  </w:t>
+      </w:r>
+    </w:p>
+    <w:p>
+      <w:pPr>
+        <w:numPr>
+          <w:ilvl w:val="0"/>
+          <w:numId w:val="1"/>
+        </w:numPr>
+      </w:pPr>
+      <w:r>
+        <w:t> </w:t>
       </w:r>
     </w:p>
     <w:p>
@@ -2957,7 +2960,7 @@
         </w:numPr>
       </w:pPr>
       <w:r>
-        <w:t xml:space="preserve"> </w:t>
+        <w:t> </w:t>
       </w:r>
     </w:p>
     <w:p>
@@ -2976,18 +2979,18 @@
         </m:r>
       </m:oMath>
       <w:r>
-        <w:t xml:space="preserve">ANSWER: ____________________________  </w:t>
-      </w:r>
-    </w:p>
-    <w:p>
-      <w:pPr>
-        <w:numPr>
-          <w:ilvl w:val="0"/>
-          <w:numId w:val="1"/>
-        </w:numPr>
-      </w:pPr>
-      <w:r>
-        <w:t xml:space="preserve"> </w:t>
+        <w:t>ANSWER: ____________________________  </w:t>
+      </w:r>
+    </w:p>
+    <w:p>
+      <w:pPr>
+        <w:numPr>
+          <w:ilvl w:val="0"/>
+          <w:numId w:val="1"/>
+        </w:numPr>
+      </w:pPr>
+      <w:r>
+        <w:t> </w:t>
       </w:r>
     </w:p>
     <w:p>
@@ -3084,7 +3087,7 @@
         </w:numPr>
       </w:pPr>
       <w:r>
-        <w:t xml:space="preserve"> </w:t>
+        <w:t> </w:t>
       </w:r>
     </w:p>
     <w:p>
@@ -3103,31 +3106,34 @@
         </m:r>
       </m:oMath>
       <w:r>
-        <w:t xml:space="preserve">ANSWER: ____________________________  </w:t>
-      </w:r>
-    </w:p>
-    <w:p>
-      <w:pPr>
-        <w:numPr>
-          <w:ilvl w:val="0"/>
-          <w:numId w:val="1"/>
-        </w:numPr>
-      </w:pPr>
-      <w:r>
-        <w:t xml:space="preserve"> </w:t>
+        <w:t>ANSWER: ____________________________  </w:t>
+      </w:r>
+    </w:p>
+    <w:p>
+      <w:pPr>
+        <w:numPr>
+          <w:ilvl w:val="0"/>
+          <w:numId w:val="1"/>
+        </w:numPr>
+      </w:pPr>
+      <w:r>
+        <w:t> </w:t>
       </w:r>
     </w:p>
     <w:p>
       <w:pPr>
         <w:spacing w:after="200"/>
       </w:pPr>
-      <w:r/>
+      <w:r>
+        <w:br w:type="page"/>
+      </w:r>
     </w:p>
     <w:p>
       <w:pPr>
         <w:pStyle w:val="FirstParagraph"/>
       </w:pPr>
       <w:r>
+        <w:lastRenderedPageBreak/>
         <w:t>cp1e: College Physics (1st Edition) by OpenStax</w:t>
       </w:r>
     </w:p>
